--- a/mef_fits_spec/KMT_CEU_MEF_FITS_Main_Keywords_Final_v1.0.docx
+++ b/mef_fits_spec/KMT_CEU_MEF_FITS_Main_Keywords_Final_v1.0.docx
@@ -25,21 +25,10 @@
       </w:pPr>
       <w:r>
         <w:t xml:space="preserve">버전: v1.0</w:t>
-      </w:r>
-      <w:r>
         <w:br/>
-      </w:r>
-      <w:r>
         <w:t xml:space="preserve">작성일: 2026-06-22</w:t>
-      </w:r>
-      <w:r>
         <w:br/>
-      </w:r>
-      <w:r>
-        <w:t xml:space="preserve">기준 converter:</w:t>
-      </w:r>
-      <w:r>
-        <w:t xml:space="preserve"> </w:t>
+        <w:t xml:space="preserve">기준 converter: </w:t>
       </w:r>
       <w:r>
         <w:rPr>
@@ -48,25 +37,15 @@
         <w:t xml:space="preserve">kmt_ceu_archon_mknt_to_l0_amp_mef_v2_1.py</w:t>
       </w:r>
       <w:r>
-        <w:t xml:space="preserve"> </w:t>
-      </w:r>
-      <w:r>
-        <w:t xml:space="preserve">v2.1.1</w:t>
-      </w:r>
-      <w:r>
+        <w:t xml:space="preserve"> v2.2.0</w:t>
         <w:br/>
-      </w:r>
-      <w:r>
-        <w:t xml:space="preserve">기준 ICD:</w:t>
-      </w:r>
-      <w:r>
-        <w:t xml:space="preserve"> </w:t>
+        <w:t xml:space="preserve">기준 ICD: </w:t>
       </w:r>
       <w:r>
         <w:rPr>
           <w:rStyle w:val="VerbatimChar"/>
         </w:rPr>
-        <w:t xml:space="preserve">KMT_CEU_Science_MEF_ICD_L0AmpRaw_v4.0.docx</w:t>
+        <w:t xml:space="preserve">KMT_CEU_Science_MEF_ICD_L0AmpRaw_v4.1.md (docx 동본)</w:t>
       </w:r>
     </w:p>
     <w:bookmarkStart w:id="20" w:name="문서-목적"/>
@@ -127,10 +106,7 @@
         <w:pStyle w:val="Compact"/>
       </w:pPr>
       <w:r>
-        <w:t xml:space="preserve">CCD-level</w:t>
-      </w:r>
-      <w:r>
-        <w:t xml:space="preserve"> </w:t>
+        <w:t xml:space="preserve">CCD-level </w:t>
       </w:r>
       <w:r>
         <w:rPr>
@@ -139,10 +115,7 @@
         <w:t xml:space="preserve">SCI_M</w:t>
       </w:r>
       <w:r>
-        <w:t xml:space="preserve">,</w:t>
-      </w:r>
-      <w:r>
-        <w:t xml:space="preserve"> </w:t>
+        <w:t xml:space="preserve">, </w:t>
       </w:r>
       <w:r>
         <w:rPr>
@@ -151,10 +124,7 @@
         <w:t xml:space="preserve">SCI_K</w:t>
       </w:r>
       <w:r>
-        <w:t xml:space="preserve">,</w:t>
-      </w:r>
-      <w:r>
-        <w:t xml:space="preserve"> </w:t>
+        <w:t xml:space="preserve">, </w:t>
       </w:r>
       <w:r>
         <w:rPr>
@@ -163,10 +133,7 @@
         <w:t xml:space="preserve">SCI_N</w:t>
       </w:r>
       <w:r>
-        <w:t xml:space="preserve">,</w:t>
-      </w:r>
-      <w:r>
-        <w:t xml:space="preserve"> </w:t>
+        <w:t xml:space="preserve">, </w:t>
       </w:r>
       <w:r>
         <w:rPr>
@@ -175,10 +142,7 @@
         <w:t xml:space="preserve">SCI_T</w:t>
       </w:r>
       <w:r>
-        <w:t xml:space="preserve"> </w:t>
-      </w:r>
-      <w:r>
-        <w:t xml:space="preserve">이미지는 amp-level calibration 이후 생성하는 L1 product이다.</w:t>
+        <w:t xml:space="preserve"> 이미지는 amp-level calibration 이후 생성하는 L1 product이다.</w:t>
       </w:r>
     </w:p>
     <w:p>
@@ -196,13 +160,7 @@
         <w:t xml:space="preserve">MK</w:t>
       </w:r>
       <w:r>
-        <w:t xml:space="preserve"> </w:t>
-      </w:r>
-      <w:r>
-        <w:t xml:space="preserve">raw file은 M,K chip을 담고,</w:t>
-      </w:r>
-      <w:r>
-        <w:t xml:space="preserve"> </w:t>
+        <w:t xml:space="preserve"> raw file은 M,K chip을 담고, </w:t>
       </w:r>
       <w:r>
         <w:rPr>
@@ -211,10 +169,7 @@
         <w:t xml:space="preserve">NT</w:t>
       </w:r>
       <w:r>
-        <w:t xml:space="preserve"> </w:t>
-      </w:r>
-      <w:r>
-        <w:t xml:space="preserve">raw file은 N,T chip을 담는다.</w:t>
+        <w:t xml:space="preserve"> raw file은 N,T chip을 담는다.</w:t>
       </w:r>
     </w:p>
     <w:p>
@@ -226,10 +181,7 @@
         <w:pStyle w:val="Compact"/>
       </w:pPr>
       <w:r>
-        <w:t xml:space="preserve">공식 chip order는</w:t>
-      </w:r>
-      <w:r>
-        <w:t xml:space="preserve"> </w:t>
+        <w:t xml:space="preserve">공식 chip order는 </w:t>
       </w:r>
       <w:r>
         <w:rPr>
@@ -481,10 +433,7 @@
               <w:jc w:val="left"/>
             </w:pPr>
             <w:r>
-              <w:t xml:space="preserve">각 amplifier의</w:t>
-            </w:r>
-            <w:r>
-              <w:t xml:space="preserve"> </w:t>
+              <w:t xml:space="preserve">각 amplifier의 </w:t>
             </w:r>
             <w:r>
               <w:rPr>
@@ -493,13 +442,7 @@
               <w:t xml:space="preserve">1200 x 4616</w:t>
             </w:r>
             <w:r>
-              <w:t xml:space="preserve"> </w:t>
-            </w:r>
-            <w:r>
-              <w:t xml:space="preserve">raw image. active</w:t>
-            </w:r>
-            <w:r>
-              <w:t xml:space="preserve"> </w:t>
+              <w:t xml:space="preserve"> raw image. active </w:t>
             </w:r>
             <w:r>
               <w:rPr>
@@ -508,13 +451,7 @@
               <w:t xml:space="preserve">1152</w:t>
             </w:r>
             <w:r>
-              <w:t xml:space="preserve"> </w:t>
-            </w:r>
-            <w:r>
-              <w:t xml:space="preserve">columns와 local overscan</w:t>
-            </w:r>
-            <w:r>
-              <w:t xml:space="preserve"> </w:t>
+              <w:t xml:space="preserve"> columns와 local overscan </w:t>
             </w:r>
             <w:r>
               <w:rPr>
@@ -523,10 +460,7 @@
               <w:t xml:space="preserve">48</w:t>
             </w:r>
             <w:r>
-              <w:t xml:space="preserve"> </w:t>
-            </w:r>
-            <w:r>
-              <w:t xml:space="preserve">columns 포함</w:t>
+              <w:t xml:space="preserve"> columns 포함</w:t>
             </w:r>
           </w:p>
         </w:tc>
@@ -867,10 +801,7 @@
         <w:pStyle w:val="Compact"/>
       </w:pPr>
       <w:r>
-        <w:t xml:space="preserve">FITS 표준 keyword는 8자 제한을 따른다. 예:</w:t>
-      </w:r>
-      <w:r>
-        <w:t xml:space="preserve"> </w:t>
+        <w:t xml:space="preserve">FITS 표준 keyword는 8자 제한을 따른다. 예: </w:t>
       </w:r>
       <w:r>
         <w:rPr>
@@ -879,10 +810,7 @@
         <w:t xml:space="preserve">ELEVATIO</w:t>
       </w:r>
       <w:r>
-        <w:t xml:space="preserve">,</w:t>
-      </w:r>
-      <w:r>
-        <w:t xml:space="preserve"> </w:t>
+        <w:t xml:space="preserve">, </w:t>
       </w:r>
       <w:r>
         <w:rPr>
@@ -891,10 +819,7 @@
         <w:t xml:space="preserve">CONTROLL</w:t>
       </w:r>
       <w:r>
-        <w:t xml:space="preserve">,</w:t>
-      </w:r>
-      <w:r>
-        <w:t xml:space="preserve"> </w:t>
+        <w:t xml:space="preserve">, </w:t>
       </w:r>
       <w:r>
         <w:rPr>
@@ -921,10 +846,7 @@
         <w:t xml:space="preserve">DATE-OBS</w:t>
       </w:r>
       <w:r>
-        <w:t xml:space="preserve">,</w:t>
-      </w:r>
-      <w:r>
-        <w:t xml:space="preserve"> </w:t>
+        <w:t xml:space="preserve">, </w:t>
       </w:r>
       <w:r>
         <w:rPr>
@@ -933,10 +855,7 @@
         <w:t xml:space="preserve">MJD-OBS</w:t>
       </w:r>
       <w:r>
-        <w:t xml:space="preserve">,</w:t>
-      </w:r>
-      <w:r>
-        <w:t xml:space="preserve"> </w:t>
+        <w:t xml:space="preserve">, </w:t>
       </w:r>
       <w:r>
         <w:rPr>
@@ -981,10 +900,7 @@
         <w:t xml:space="preserve">XTALKCAL=False</w:t>
       </w:r>
       <w:r>
-        <w:t xml:space="preserve">인 파일의</w:t>
-      </w:r>
-      <w:r>
-        <w:t xml:space="preserve"> </w:t>
+        <w:t xml:space="preserve">인 파일의 </w:t>
       </w:r>
       <w:r>
         <w:rPr>
@@ -993,10 +909,7 @@
         <w:t xml:space="preserve">XTALKINFO</w:t>
       </w:r>
       <w:r>
-        <w:t xml:space="preserve"> </w:t>
-      </w:r>
-      <w:r>
-        <w:t xml:space="preserve">값은 real correction coefficient로 사용하지 않는다.</w:t>
+        <w:t xml:space="preserve"> 값은 real correction coefficient로 사용하지 않는다.</w:t>
       </w:r>
     </w:p>
     <w:bookmarkEnd w:id="22"/>
@@ -1927,19 +1840,19 @@
               <w:rPr>
                 <w:rStyle w:val="VerbatimChar"/>
               </w:rPr>
-              <w:t xml:space="preserve">KMTN.20260116.000001.MK.fits</w:t>
-            </w:r>
-          </w:p>
-        </w:tc>
-        <w:tc>
-          <w:tcPr/>
-          <w:p>
-            <w:pPr>
-              <w:pStyle w:val="Compact"/>
-              <w:jc w:val="left"/>
-            </w:pPr>
-            <w:r>
-              <w:t xml:space="preserve">source MK raw FITS</w:t>
+              <w:t xml:space="preserve">KMTC.20260116.000001.MK.fits</w:t>
+            </w:r>
+          </w:p>
+        </w:tc>
+        <w:tc>
+          <w:tcPr/>
+          <w:p>
+            <w:pPr>
+              <w:pStyle w:val="Compact"/>
+              <w:jc w:val="left"/>
+            </w:pPr>
+            <w:r>
+              <w:t xml:space="preserve">source MK raw FITS (&lt;SITE&gt; prefix - ICD v4.1, D-011)</w:t>
             </w:r>
           </w:p>
         </w:tc>
@@ -1983,19 +1896,19 @@
               <w:rPr>
                 <w:rStyle w:val="VerbatimChar"/>
               </w:rPr>
-              <w:t xml:space="preserve">KMTN.20260116.000001.NT.fits</w:t>
-            </w:r>
-          </w:p>
-        </w:tc>
-        <w:tc>
-          <w:tcPr/>
-          <w:p>
-            <w:pPr>
-              <w:pStyle w:val="Compact"/>
-              <w:jc w:val="left"/>
-            </w:pPr>
-            <w:r>
-              <w:t xml:space="preserve">source NT raw FITS</w:t>
+              <w:t xml:space="preserve">KMTC.20260116.000001.NT.fits</w:t>
+            </w:r>
+          </w:p>
+        </w:tc>
+        <w:tc>
+          <w:tcPr/>
+          <w:p>
+            <w:pPr>
+              <w:pStyle w:val="Compact"/>
+              <w:jc w:val="left"/>
+            </w:pPr>
+            <w:r>
+              <w:t xml:space="preserve">source NT raw FITS (&lt;SITE&gt; prefix - ICD v4.1, D-011)</w:t>
             </w:r>
           </w:p>
         </w:tc>
@@ -5487,10 +5400,7 @@
               <w:t xml:space="preserve">UNMEASURED</w:t>
             </w:r>
             <w:r>
-              <w:t xml:space="preserve"> </w:t>
-            </w:r>
-            <w:r>
-              <w:t xml:space="preserve">before calibration</w:t>
+              <w:t xml:space="preserve"> before calibration</w:t>
             </w:r>
           </w:p>
         </w:tc>
@@ -5549,10 +5459,7 @@
               <w:t xml:space="preserve">False</w:t>
             </w:r>
             <w:r>
-              <w:t xml:space="preserve"> </w:t>
-            </w:r>
-            <w:r>
-              <w:t xml:space="preserve">before calibration</w:t>
+              <w:t xml:space="preserve"> before calibration</w:t>
             </w:r>
           </w:p>
         </w:tc>
@@ -5723,10 +5630,7 @@
               <w:t xml:space="preserve">N/A</w:t>
             </w:r>
             <w:r>
-              <w:t xml:space="preserve"> </w:t>
-            </w:r>
-            <w:r>
-              <w:t xml:space="preserve">or reference version</w:t>
+              <w:t xml:space="preserve"> or reference version</w:t>
             </w:r>
           </w:p>
         </w:tc>
@@ -5785,10 +5689,7 @@
               <w:t xml:space="preserve">N/A</w:t>
             </w:r>
             <w:r>
-              <w:t xml:space="preserve"> </w:t>
-            </w:r>
-            <w:r>
-              <w:t xml:space="preserve">or catalog version</w:t>
+              <w:t xml:space="preserve"> or catalog version</w:t>
             </w:r>
           </w:p>
         </w:tc>
@@ -6069,10 +5970,7 @@
               <w:jc w:val="left"/>
             </w:pPr>
             <w:r>
-              <w:t xml:space="preserve">time system. default</w:t>
-            </w:r>
-            <w:r>
-              <w:t xml:space="preserve"> </w:t>
+              <w:t xml:space="preserve">time system. default </w:t>
             </w:r>
             <w:r>
               <w:rPr>
@@ -6283,10 +6181,7 @@
               <w:jc w:val="left"/>
             </w:pPr>
             <w:r>
-              <w:t xml:space="preserve">coordinate system. default</w:t>
-            </w:r>
-            <w:r>
-              <w:t xml:space="preserve"> </w:t>
+              <w:t xml:space="preserve">coordinate system. default </w:t>
             </w:r>
             <w:r>
               <w:rPr>
@@ -6794,10 +6689,7 @@
               <w:t xml:space="preserve">AUXLINK</w:t>
             </w:r>
             <w:r>
-              <w:t xml:space="preserve">,</w:t>
-            </w:r>
-            <w:r>
-              <w:t xml:space="preserve"> </w:t>
+              <w:t xml:space="preserve">, </w:t>
             </w:r>
             <w:r>
               <w:rPr>
@@ -6806,10 +6698,7 @@
               <w:t xml:space="preserve">AUXARC</w:t>
             </w:r>
             <w:r>
-              <w:t xml:space="preserve">,</w:t>
-            </w:r>
-            <w:r>
-              <w:t xml:space="preserve"> </w:t>
+              <w:t xml:space="preserve">, </w:t>
             </w:r>
             <w:r>
               <w:rPr>
@@ -6818,10 +6707,7 @@
               <w:t xml:space="preserve">AUXQDATE</w:t>
             </w:r>
             <w:r>
-              <w:t xml:space="preserve">,</w:t>
-            </w:r>
-            <w:r>
-              <w:t xml:space="preserve"> </w:t>
+              <w:t xml:space="preserve">, </w:t>
             </w:r>
             <w:r>
               <w:rPr>
@@ -6859,10 +6745,7 @@
               <w:t xml:space="preserve">FSSTAT</w:t>
             </w:r>
             <w:r>
-              <w:t xml:space="preserve">,</w:t>
-            </w:r>
-            <w:r>
-              <w:t xml:space="preserve"> </w:t>
+              <w:t xml:space="preserve">, </w:t>
             </w:r>
             <w:r>
               <w:rPr>
@@ -6871,10 +6754,7 @@
               <w:t xml:space="preserve">FILTOP</w:t>
             </w:r>
             <w:r>
-              <w:t xml:space="preserve">,</w:t>
-            </w:r>
-            <w:r>
-              <w:t xml:space="preserve"> </w:t>
+              <w:t xml:space="preserve">, </w:t>
             </w:r>
             <w:r>
               <w:rPr>
@@ -6883,10 +6763,7 @@
               <w:t xml:space="preserve">FILNUM</w:t>
             </w:r>
             <w:r>
-              <w:t xml:space="preserve">,</w:t>
-            </w:r>
-            <w:r>
-              <w:t xml:space="preserve"> </w:t>
+              <w:t xml:space="preserve">, </w:t>
             </w:r>
             <w:r>
               <w:rPr>
@@ -6895,10 +6772,7 @@
               <w:t xml:space="preserve">FILTER</w:t>
             </w:r>
             <w:r>
-              <w:t xml:space="preserve">,</w:t>
-            </w:r>
-            <w:r>
-              <w:t xml:space="preserve"> </w:t>
+              <w:t xml:space="preserve">, </w:t>
             </w:r>
             <w:r>
               <w:rPr>
@@ -6907,10 +6781,7 @@
               <w:t xml:space="preserve">SHUTOP</w:t>
             </w:r>
             <w:r>
-              <w:t xml:space="preserve">,</w:t>
-            </w:r>
-            <w:r>
-              <w:t xml:space="preserve"> </w:t>
+              <w:t xml:space="preserve">, </w:t>
             </w:r>
             <w:r>
               <w:rPr>
@@ -6948,10 +6819,7 @@
               <w:t xml:space="preserve">FSATEMP</w:t>
             </w:r>
             <w:r>
-              <w:t xml:space="preserve">,</w:t>
-            </w:r>
-            <w:r>
-              <w:t xml:space="preserve"> </w:t>
+              <w:t xml:space="preserve">, </w:t>
             </w:r>
             <w:r>
               <w:rPr>
@@ -6960,10 +6828,7 @@
               <w:t xml:space="preserve">FSAHUM</w:t>
             </w:r>
             <w:r>
-              <w:t xml:space="preserve">,</w:t>
-            </w:r>
-            <w:r>
-              <w:t xml:space="preserve"> </w:t>
+              <w:t xml:space="preserve">, </w:t>
             </w:r>
             <w:r>
               <w:rPr>
@@ -6972,10 +6837,7 @@
               <w:t xml:space="preserve">FSADEW</w:t>
             </w:r>
             <w:r>
-              <w:t xml:space="preserve">,</w:t>
-            </w:r>
-            <w:r>
-              <w:t xml:space="preserve"> </w:t>
+              <w:t xml:space="preserve">, </w:t>
             </w:r>
             <w:r>
               <w:rPr>
@@ -7013,10 +6875,7 @@
               <w:t xml:space="preserve">FASTAT</w:t>
             </w:r>
             <w:r>
-              <w:t xml:space="preserve">,</w:t>
-            </w:r>
-            <w:r>
-              <w:t xml:space="preserve"> </w:t>
+              <w:t xml:space="preserve">, </w:t>
             </w:r>
             <w:r>
               <w:rPr>
@@ -7025,10 +6884,7 @@
               <w:t xml:space="preserve">FAFOCUS</w:t>
             </w:r>
             <w:r>
-              <w:t xml:space="preserve">,</w:t>
-            </w:r>
-            <w:r>
-              <w:t xml:space="preserve"> </w:t>
+              <w:t xml:space="preserve">, </w:t>
             </w:r>
             <w:r>
               <w:rPr>
@@ -7037,10 +6893,7 @@
               <w:t xml:space="preserve">FATILTNS</w:t>
             </w:r>
             <w:r>
-              <w:t xml:space="preserve">,</w:t>
-            </w:r>
-            <w:r>
-              <w:t xml:space="preserve"> </w:t>
+              <w:t xml:space="preserve">, </w:t>
             </w:r>
             <w:r>
               <w:rPr>
@@ -7049,10 +6902,7 @@
               <w:t xml:space="preserve">FATILTEW</w:t>
             </w:r>
             <w:r>
-              <w:t xml:space="preserve">,</w:t>
-            </w:r>
-            <w:r>
-              <w:t xml:space="preserve"> </w:t>
+              <w:t xml:space="preserve">, </w:t>
             </w:r>
             <w:r>
               <w:rPr>
@@ -7061,10 +6911,7 @@
               <w:t xml:space="preserve">FAPOSS</w:t>
             </w:r>
             <w:r>
-              <w:t xml:space="preserve">,</w:t>
-            </w:r>
-            <w:r>
-              <w:t xml:space="preserve"> </w:t>
+              <w:t xml:space="preserve">, </w:t>
             </w:r>
             <w:r>
               <w:rPr>
@@ -7073,10 +6920,7 @@
               <w:t xml:space="preserve">FALIMS</w:t>
             </w:r>
             <w:r>
-              <w:t xml:space="preserve">,</w:t>
-            </w:r>
-            <w:r>
-              <w:t xml:space="preserve"> </w:t>
+              <w:t xml:space="preserve">, </w:t>
             </w:r>
             <w:r>
               <w:rPr>
@@ -7085,10 +6929,7 @@
               <w:t xml:space="preserve">FAPOSE</w:t>
             </w:r>
             <w:r>
-              <w:t xml:space="preserve">,</w:t>
-            </w:r>
-            <w:r>
-              <w:t xml:space="preserve"> </w:t>
+              <w:t xml:space="preserve">, </w:t>
             </w:r>
             <w:r>
               <w:rPr>
@@ -7097,10 +6938,7 @@
               <w:t xml:space="preserve">FALIME</w:t>
             </w:r>
             <w:r>
-              <w:t xml:space="preserve">,</w:t>
-            </w:r>
-            <w:r>
-              <w:t xml:space="preserve"> </w:t>
+              <w:t xml:space="preserve">, </w:t>
             </w:r>
             <w:r>
               <w:rPr>
@@ -7109,10 +6947,7 @@
               <w:t xml:space="preserve">FAPOSW</w:t>
             </w:r>
             <w:r>
-              <w:t xml:space="preserve">,</w:t>
-            </w:r>
-            <w:r>
-              <w:t xml:space="preserve"> </w:t>
+              <w:t xml:space="preserve">, </w:t>
             </w:r>
             <w:r>
               <w:rPr>
@@ -7150,10 +6985,7 @@
               <w:t xml:space="preserve">DSSTAT</w:t>
             </w:r>
             <w:r>
-              <w:t xml:space="preserve">,</w:t>
-            </w:r>
-            <w:r>
-              <w:t xml:space="preserve"> </w:t>
+              <w:t xml:space="preserve">, </w:t>
             </w:r>
             <w:r>
               <w:rPr>
@@ -7162,10 +6994,7 @@
               <w:t xml:space="preserve">DSUP</w:t>
             </w:r>
             <w:r>
-              <w:t xml:space="preserve">,</w:t>
-            </w:r>
-            <w:r>
-              <w:t xml:space="preserve"> </w:t>
+              <w:t xml:space="preserve">, </w:t>
             </w:r>
             <w:r>
               <w:rPr>
@@ -7174,10 +7003,7 @@
               <w:t xml:space="preserve">DSLW</w:t>
             </w:r>
             <w:r>
-              <w:t xml:space="preserve">,</w:t>
-            </w:r>
-            <w:r>
-              <w:t xml:space="preserve"> </w:t>
+              <w:t xml:space="preserve">, </w:t>
             </w:r>
             <w:r>
               <w:rPr>
@@ -7186,10 +7012,7 @@
               <w:t xml:space="preserve">DSSAF</w:t>
             </w:r>
             <w:r>
-              <w:t xml:space="preserve">,</w:t>
-            </w:r>
-            <w:r>
-              <w:t xml:space="preserve"> </w:t>
+              <w:t xml:space="preserve">, </w:t>
             </w:r>
             <w:r>
               <w:rPr>
@@ -7198,10 +7021,7 @@
               <w:t xml:space="preserve">DSAUTO</w:t>
             </w:r>
             <w:r>
-              <w:t xml:space="preserve">,</w:t>
-            </w:r>
-            <w:r>
-              <w:t xml:space="preserve"> </w:t>
+              <w:t xml:space="preserve">, </w:t>
             </w:r>
             <w:r>
               <w:rPr>
@@ -7210,10 +7030,7 @@
               <w:t xml:space="preserve">DSALT</w:t>
             </w:r>
             <w:r>
-              <w:t xml:space="preserve">,</w:t>
-            </w:r>
-            <w:r>
-              <w:t xml:space="preserve"> </w:t>
+              <w:t xml:space="preserve">, </w:t>
             </w:r>
             <w:r>
               <w:rPr>
@@ -7222,10 +7039,7 @@
               <w:t xml:space="preserve">DSAZ</w:t>
             </w:r>
             <w:r>
-              <w:t xml:space="preserve">,</w:t>
-            </w:r>
-            <w:r>
-              <w:t xml:space="preserve"> </w:t>
+              <w:t xml:space="preserve">, </w:t>
             </w:r>
             <w:r>
               <w:rPr>
@@ -7234,10 +7048,7 @@
               <w:t xml:space="preserve">DSTELALT</w:t>
             </w:r>
             <w:r>
-              <w:t xml:space="preserve">,</w:t>
-            </w:r>
-            <w:r>
-              <w:t xml:space="preserve"> </w:t>
+              <w:t xml:space="preserve">, </w:t>
             </w:r>
             <w:r>
               <w:rPr>
@@ -7246,10 +7057,7 @@
               <w:t xml:space="preserve">DSTELAZ</w:t>
             </w:r>
             <w:r>
-              <w:t xml:space="preserve">,</w:t>
-            </w:r>
-            <w:r>
-              <w:t xml:space="preserve"> </w:t>
+              <w:t xml:space="preserve">, </w:t>
             </w:r>
             <w:r>
               <w:rPr>
@@ -7258,10 +7066,7 @@
               <w:t xml:space="preserve">DALTERR</w:t>
             </w:r>
             <w:r>
-              <w:t xml:space="preserve">,</w:t>
-            </w:r>
-            <w:r>
-              <w:t xml:space="preserve"> </w:t>
+              <w:t xml:space="preserve">, </w:t>
             </w:r>
             <w:r>
               <w:rPr>
@@ -7299,10 +7104,7 @@
               <w:t xml:space="preserve">MCSTAT</w:t>
             </w:r>
             <w:r>
-              <w:t xml:space="preserve">,</w:t>
-            </w:r>
-            <w:r>
-              <w:t xml:space="preserve"> </w:t>
+              <w:t xml:space="preserve">, </w:t>
             </w:r>
             <w:r>
               <w:rPr>
@@ -7311,10 +7113,7 @@
               <w:t xml:space="preserve">MCPOS</w:t>
             </w:r>
             <w:r>
-              <w:t xml:space="preserve">,</w:t>
-            </w:r>
-            <w:r>
-              <w:t xml:space="preserve"> </w:t>
+              <w:t xml:space="preserve">, </w:t>
             </w:r>
             <w:r>
               <w:rPr>
@@ -7323,10 +7122,7 @@
               <w:t xml:space="preserve">CHSTAT</w:t>
             </w:r>
             <w:r>
-              <w:t xml:space="preserve">,</w:t>
-            </w:r>
-            <w:r>
-              <w:t xml:space="preserve"> </w:t>
+              <w:t xml:space="preserve">, </w:t>
             </w:r>
             <w:r>
               <w:rPr>
@@ -7335,10 +7131,7 @@
               <w:t xml:space="preserve">ENSTAT</w:t>
             </w:r>
             <w:r>
-              <w:t xml:space="preserve">,</w:t>
-            </w:r>
-            <w:r>
-              <w:t xml:space="preserve"> </w:t>
+              <w:t xml:space="preserve">, </w:t>
             </w:r>
             <w:r>
               <w:rPr>
@@ -7376,10 +7169,7 @@
               <w:t xml:space="preserve">CCDTEMP</w:t>
             </w:r>
             <w:r>
-              <w:t xml:space="preserve">,</w:t>
-            </w:r>
-            <w:r>
-              <w:t xml:space="preserve"> </w:t>
+              <w:t xml:space="preserve">, </w:t>
             </w:r>
             <w:r>
               <w:rPr>
@@ -7388,10 +7178,7 @@
               <w:t xml:space="preserve">DEWPRES</w:t>
             </w:r>
             <w:r>
-              <w:t xml:space="preserve">,</w:t>
-            </w:r>
-            <w:r>
-              <w:t xml:space="preserve"> </w:t>
+              <w:t xml:space="preserve">, </w:t>
             </w:r>
             <w:r>
               <w:rPr>
@@ -7400,10 +7187,7 @@
               <w:t xml:space="preserve">PT30N1</w:t>
             </w:r>
             <w:r>
-              <w:t xml:space="preserve">,</w:t>
-            </w:r>
-            <w:r>
-              <w:t xml:space="preserve"> </w:t>
+              <w:t xml:space="preserve">, </w:t>
             </w:r>
             <w:r>
               <w:rPr>
@@ -7412,10 +7196,7 @@
               <w:t xml:space="preserve">PT30N2</w:t>
             </w:r>
             <w:r>
-              <w:t xml:space="preserve">,</w:t>
-            </w:r>
-            <w:r>
-              <w:t xml:space="preserve"> </w:t>
+              <w:t xml:space="preserve">, </w:t>
             </w:r>
             <w:r>
               <w:rPr>
@@ -7424,10 +7205,7 @@
               <w:t xml:space="preserve">CHARCOAL</w:t>
             </w:r>
             <w:r>
-              <w:t xml:space="preserve">,</w:t>
-            </w:r>
-            <w:r>
-              <w:t xml:space="preserve"> </w:t>
+              <w:t xml:space="preserve">, </w:t>
             </w:r>
             <w:r>
               <w:rPr>
@@ -7436,10 +7214,7 @@
               <w:t xml:space="preserve">AIR_IN</w:t>
             </w:r>
             <w:r>
-              <w:t xml:space="preserve">,</w:t>
-            </w:r>
-            <w:r>
-              <w:t xml:space="preserve"> </w:t>
+              <w:t xml:space="preserve">, </w:t>
             </w:r>
             <w:r>
               <w:rPr>
@@ -7448,10 +7223,7 @@
               <w:t xml:space="preserve">AIR_OUT</w:t>
             </w:r>
             <w:r>
-              <w:t xml:space="preserve">,</w:t>
-            </w:r>
-            <w:r>
-              <w:t xml:space="preserve"> </w:t>
+              <w:t xml:space="preserve">, </w:t>
             </w:r>
             <w:r>
               <w:rPr>
@@ -7460,10 +7232,7 @@
               <w:t xml:space="preserve">GLYC_IN</w:t>
             </w:r>
             <w:r>
-              <w:t xml:space="preserve">,</w:t>
-            </w:r>
-            <w:r>
-              <w:t xml:space="preserve"> </w:t>
+              <w:t xml:space="preserve">, </w:t>
             </w:r>
             <w:r>
               <w:rPr>
@@ -7501,10 +7270,7 @@
               <w:t xml:space="preserve">CHKIMG</w:t>
             </w:r>
             <w:r>
-              <w:t xml:space="preserve">,</w:t>
-            </w:r>
-            <w:r>
-              <w:t xml:space="preserve"> </w:t>
+              <w:t xml:space="preserve">, </w:t>
             </w:r>
             <w:r>
               <w:rPr>
@@ -7532,10 +7298,7 @@
         <w:pStyle w:val="FirstParagraph"/>
       </w:pPr>
       <w:r>
-        <w:t xml:space="preserve">각 amplifier image extension은</w:t>
-      </w:r>
-      <w:r>
-        <w:t xml:space="preserve"> </w:t>
+        <w:t xml:space="preserve">각 amplifier image extension은 </w:t>
       </w:r>
       <w:r>
         <w:rPr>
@@ -7544,10 +7307,7 @@
         <w:t xml:space="preserve">NAXIS1=1200</w:t>
       </w:r>
       <w:r>
-        <w:t xml:space="preserve">,</w:t>
-      </w:r>
-      <w:r>
-        <w:t xml:space="preserve"> </w:t>
+        <w:t xml:space="preserve">, </w:t>
       </w:r>
       <w:r>
         <w:rPr>
@@ -7556,10 +7316,7 @@
         <w:t xml:space="preserve">NAXIS2=4616</w:t>
       </w:r>
       <w:r>
-        <w:t xml:space="preserve">이다.</w:t>
-      </w:r>
-      <w:r>
-        <w:t xml:space="preserve"> </w:t>
+        <w:t xml:space="preserve">이다. </w:t>
       </w:r>
       <w:r>
         <w:rPr>
@@ -7568,10 +7325,7 @@
         <w:t xml:space="preserve">DATASEC</w:t>
       </w:r>
       <w:r>
-        <w:t xml:space="preserve">과</w:t>
-      </w:r>
-      <w:r>
-        <w:t xml:space="preserve"> </w:t>
+        <w:t xml:space="preserve">과 </w:t>
       </w:r>
       <w:r>
         <w:rPr>
@@ -7580,10 +7334,7 @@
         <w:t xml:space="preserve">BIASSEC</w:t>
       </w:r>
       <w:r>
-        <w:t xml:space="preserve">은 각 extension 내부의 local coordinate이며,</w:t>
-      </w:r>
-      <w:r>
-        <w:t xml:space="preserve"> </w:t>
+        <w:t xml:space="preserve">은 각 extension 내부의 local coordinate이며, </w:t>
       </w:r>
       <w:r>
         <w:rPr>
@@ -7592,10 +7343,7 @@
         <w:t xml:space="preserve">CCDSEC</w:t>
       </w:r>
       <w:r>
-        <w:t xml:space="preserve">과</w:t>
-      </w:r>
-      <w:r>
-        <w:t xml:space="preserve"> </w:t>
+        <w:t xml:space="preserve">과 </w:t>
       </w:r>
       <w:r>
         <w:rPr>
@@ -8586,10 +8334,7 @@
               <w:t xml:space="preserve">M</w:t>
             </w:r>
             <w:r>
-              <w:t xml:space="preserve">,</w:t>
-            </w:r>
-            <w:r>
-              <w:t xml:space="preserve"> </w:t>
+              <w:t xml:space="preserve">, </w:t>
             </w:r>
             <w:r>
               <w:rPr>
@@ -8598,10 +8343,7 @@
               <w:t xml:space="preserve">K</w:t>
             </w:r>
             <w:r>
-              <w:t xml:space="preserve">,</w:t>
-            </w:r>
-            <w:r>
-              <w:t xml:space="preserve"> </w:t>
+              <w:t xml:space="preserve">, </w:t>
             </w:r>
             <w:r>
               <w:rPr>
@@ -8610,10 +8352,7 @@
               <w:t xml:space="preserve">N</w:t>
             </w:r>
             <w:r>
-              <w:t xml:space="preserve">,</w:t>
-            </w:r>
-            <w:r>
-              <w:t xml:space="preserve"> </w:t>
+              <w:t xml:space="preserve">, </w:t>
             </w:r>
             <w:r>
               <w:rPr>
@@ -8734,13 +8473,7 @@
               <w:t xml:space="preserve">1</w:t>
             </w:r>
             <w:r>
-              <w:t xml:space="preserve"> </w:t>
-            </w:r>
-            <w:r>
-              <w:t xml:space="preserve">to</w:t>
-            </w:r>
-            <w:r>
-              <w:t xml:space="preserve"> </w:t>
+              <w:t xml:space="preserve"> to </w:t>
             </w:r>
             <w:r>
               <w:rPr>
@@ -8805,13 +8538,7 @@
               <w:t xml:space="preserve">1</w:t>
             </w:r>
             <w:r>
-              <w:t xml:space="preserve"> </w:t>
-            </w:r>
-            <w:r>
-              <w:t xml:space="preserve">to</w:t>
-            </w:r>
-            <w:r>
-              <w:t xml:space="preserve"> </w:t>
+              <w:t xml:space="preserve"> to </w:t>
             </w:r>
             <w:r>
               <w:rPr>
@@ -8876,13 +8603,7 @@
               <w:t xml:space="preserve">1</w:t>
             </w:r>
             <w:r>
-              <w:t xml:space="preserve"> </w:t>
-            </w:r>
-            <w:r>
-              <w:t xml:space="preserve">to</w:t>
-            </w:r>
-            <w:r>
-              <w:t xml:space="preserve"> </w:t>
+              <w:t xml:space="preserve"> to </w:t>
             </w:r>
             <w:r>
               <w:rPr>
@@ -8947,13 +8668,7 @@
               <w:t xml:space="preserve">TOP</w:t>
             </w:r>
             <w:r>
-              <w:t xml:space="preserve"> </w:t>
-            </w:r>
-            <w:r>
-              <w:t xml:space="preserve">or</w:t>
-            </w:r>
-            <w:r>
-              <w:t xml:space="preserve"> </w:t>
+              <w:t xml:space="preserve"> or </w:t>
             </w:r>
             <w:r>
               <w:rPr>
@@ -9127,13 +8842,7 @@
               <w:t xml:space="preserve">1</w:t>
             </w:r>
             <w:r>
-              <w:t xml:space="preserve"> </w:t>
-            </w:r>
-            <w:r>
-              <w:t xml:space="preserve">or</w:t>
-            </w:r>
-            <w:r>
-              <w:t xml:space="preserve"> </w:t>
+              <w:t xml:space="preserve"> or </w:t>
             </w:r>
             <w:r>
               <w:rPr>
@@ -9198,13 +8907,7 @@
               <w:t xml:space="preserve">1</w:t>
             </w:r>
             <w:r>
-              <w:t xml:space="preserve"> </w:t>
-            </w:r>
-            <w:r>
-              <w:t xml:space="preserve">or</w:t>
-            </w:r>
-            <w:r>
-              <w:t xml:space="preserve"> </w:t>
+              <w:t xml:space="preserve"> or </w:t>
             </w:r>
             <w:r>
               <w:rPr>
@@ -9269,13 +8972,7 @@
               <w:t xml:space="preserve">1</w:t>
             </w:r>
             <w:r>
-              <w:t xml:space="preserve"> </w:t>
-            </w:r>
-            <w:r>
-              <w:t xml:space="preserve">to</w:t>
-            </w:r>
-            <w:r>
-              <w:t xml:space="preserve"> </w:t>
+              <w:t xml:space="preserve"> to </w:t>
             </w:r>
             <w:r>
               <w:rPr>
@@ -9587,10 +9284,7 @@
               <w:jc w:val="left"/>
             </w:pPr>
             <w:r>
-              <w:t xml:space="preserve">strip number direction. current convention</w:t>
-            </w:r>
-            <w:r>
-              <w:t xml:space="preserve"> </w:t>
+              <w:t xml:space="preserve">strip number direction. current convention </w:t>
             </w:r>
             <w:r>
               <w:rPr>
@@ -9696,10 +9390,7 @@
               <w:jc w:val="left"/>
             </w:pPr>
             <w:r>
-              <w:t xml:space="preserve">binning factors. current</w:t>
-            </w:r>
-            <w:r>
-              <w:t xml:space="preserve"> </w:t>
+              <w:t xml:space="preserve">binning factors. current </w:t>
             </w:r>
             <w:r>
               <w:rPr>
@@ -9992,10 +9683,7 @@
               <w:jc w:val="left"/>
             </w:pPr>
             <w:r>
-              <w:t xml:space="preserve">no prescan. current</w:t>
-            </w:r>
-            <w:r>
-              <w:t xml:space="preserve"> </w:t>
+              <w:t xml:space="preserve">no prescan. current </w:t>
             </w:r>
             <w:r>
               <w:rPr>
@@ -10311,10 +9999,7 @@
               <w:t xml:space="preserve">CCDSEC</w:t>
             </w:r>
             <w:r>
-              <w:t xml:space="preserve"> </w:t>
-            </w:r>
-            <w:r>
-              <w:t xml:space="preserve">Y range</w:t>
+              <w:t xml:space="preserve"> Y range</w:t>
             </w:r>
           </w:p>
         </w:tc>
@@ -10719,10 +10404,7 @@
         <w:pStyle w:val="Compact"/>
       </w:pPr>
       <w:r>
-        <w:t xml:space="preserve">동일 값은 image extension header와</w:t>
-      </w:r>
-      <w:r>
-        <w:t xml:space="preserve"> </w:t>
+        <w:t xml:space="preserve">동일 값은 image extension header와 </w:t>
       </w:r>
       <w:r>
         <w:rPr>
@@ -10731,10 +10413,7 @@
         <w:t xml:space="preserve">AMPINFO</w:t>
       </w:r>
       <w:r>
-        <w:t xml:space="preserve"> </w:t>
-      </w:r>
-      <w:r>
-        <w:t xml:space="preserve">table 양쪽에서 일관되어야 한다.</w:t>
+        <w:t xml:space="preserve"> table 양쪽에서 일관되어야 한다.</w:t>
       </w:r>
     </w:p>
     <w:bookmarkEnd w:id="34"/>
@@ -10823,10 +10502,7 @@
               <w:t xml:space="preserve">FILTER</w:t>
             </w:r>
             <w:r>
-              <w:t xml:space="preserve">,</w:t>
-            </w:r>
-            <w:r>
-              <w:t xml:space="preserve"> </w:t>
+              <w:t xml:space="preserve">, </w:t>
             </w:r>
             <w:r>
               <w:rPr>
@@ -10835,10 +10511,7 @@
               <w:t xml:space="preserve">PROJID</w:t>
             </w:r>
             <w:r>
-              <w:t xml:space="preserve">,</w:t>
-            </w:r>
-            <w:r>
-              <w:t xml:space="preserve"> </w:t>
+              <w:t xml:space="preserve">, </w:t>
             </w:r>
             <w:r>
               <w:rPr>
@@ -10847,10 +10520,7 @@
               <w:t xml:space="preserve">IMAGETYP</w:t>
             </w:r>
             <w:r>
-              <w:t xml:space="preserve">,</w:t>
-            </w:r>
-            <w:r>
-              <w:t xml:space="preserve"> </w:t>
+              <w:t xml:space="preserve">, </w:t>
             </w:r>
             <w:r>
               <w:rPr>
@@ -10859,10 +10529,7 @@
               <w:t xml:space="preserve">OBJECT</w:t>
             </w:r>
             <w:r>
-              <w:t xml:space="preserve">,</w:t>
-            </w:r>
-            <w:r>
-              <w:t xml:space="preserve"> </w:t>
+              <w:t xml:space="preserve">, </w:t>
             </w:r>
             <w:r>
               <w:rPr>
@@ -10900,10 +10567,7 @@
               <w:t xml:space="preserve">RA</w:t>
             </w:r>
             <w:r>
-              <w:t xml:space="preserve">,</w:t>
-            </w:r>
-            <w:r>
-              <w:t xml:space="preserve"> </w:t>
+              <w:t xml:space="preserve">, </w:t>
             </w:r>
             <w:r>
               <w:rPr>
@@ -10912,10 +10576,7 @@
               <w:t xml:space="preserve">DEC</w:t>
             </w:r>
             <w:r>
-              <w:t xml:space="preserve">,</w:t>
-            </w:r>
-            <w:r>
-              <w:t xml:space="preserve"> </w:t>
+              <w:t xml:space="preserve">, </w:t>
             </w:r>
             <w:r>
               <w:rPr>
@@ -10924,10 +10585,7 @@
               <w:t xml:space="preserve">HA</w:t>
             </w:r>
             <w:r>
-              <w:t xml:space="preserve">,</w:t>
-            </w:r>
-            <w:r>
-              <w:t xml:space="preserve"> </w:t>
+              <w:t xml:space="preserve">, </w:t>
             </w:r>
             <w:r>
               <w:rPr>
@@ -10936,10 +10594,7 @@
               <w:t xml:space="preserve">ST</w:t>
             </w:r>
             <w:r>
-              <w:t xml:space="preserve">,</w:t>
-            </w:r>
-            <w:r>
-              <w:t xml:space="preserve"> </w:t>
+              <w:t xml:space="preserve">, </w:t>
             </w:r>
             <w:r>
               <w:rPr>
@@ -10948,10 +10603,7 @@
               <w:t xml:space="preserve">SECZ</w:t>
             </w:r>
             <w:r>
-              <w:t xml:space="preserve">,</w:t>
-            </w:r>
-            <w:r>
-              <w:t xml:space="preserve"> </w:t>
+              <w:t xml:space="preserve">, </w:t>
             </w:r>
             <w:r>
               <w:rPr>
@@ -10960,10 +10612,7 @@
               <w:t xml:space="preserve">ALT</w:t>
             </w:r>
             <w:r>
-              <w:t xml:space="preserve">,</w:t>
-            </w:r>
-            <w:r>
-              <w:t xml:space="preserve"> </w:t>
+              <w:t xml:space="preserve">, </w:t>
             </w:r>
             <w:r>
               <w:rPr>
@@ -10972,10 +10621,7 @@
               <w:t xml:space="preserve">AZ</w:t>
             </w:r>
             <w:r>
-              <w:t xml:space="preserve">,</w:t>
-            </w:r>
-            <w:r>
-              <w:t xml:space="preserve"> </w:t>
+              <w:t xml:space="preserve">, </w:t>
             </w:r>
             <w:r>
               <w:rPr>
@@ -11013,10 +10659,7 @@
               <w:t xml:space="preserve">CTYPE1</w:t>
             </w:r>
             <w:r>
-              <w:t xml:space="preserve">,</w:t>
-            </w:r>
-            <w:r>
-              <w:t xml:space="preserve"> </w:t>
+              <w:t xml:space="preserve">, </w:t>
             </w:r>
             <w:r>
               <w:rPr>
@@ -11025,10 +10668,7 @@
               <w:t xml:space="preserve">CTYPE2</w:t>
             </w:r>
             <w:r>
-              <w:t xml:space="preserve">,</w:t>
-            </w:r>
-            <w:r>
-              <w:t xml:space="preserve"> </w:t>
+              <w:t xml:space="preserve">, </w:t>
             </w:r>
             <w:r>
               <w:rPr>
@@ -11037,10 +10677,7 @@
               <w:t xml:space="preserve">CRVAL1</w:t>
             </w:r>
             <w:r>
-              <w:t xml:space="preserve">,</w:t>
-            </w:r>
-            <w:r>
-              <w:t xml:space="preserve"> </w:t>
+              <w:t xml:space="preserve">, </w:t>
             </w:r>
             <w:r>
               <w:rPr>
@@ -11049,10 +10686,7 @@
               <w:t xml:space="preserve">CRVAL2</w:t>
             </w:r>
             <w:r>
-              <w:t xml:space="preserve">,</w:t>
-            </w:r>
-            <w:r>
-              <w:t xml:space="preserve"> </w:t>
+              <w:t xml:space="preserve">, </w:t>
             </w:r>
             <w:r>
               <w:rPr>
@@ -11061,10 +10695,7 @@
               <w:t xml:space="preserve">CRPIX1</w:t>
             </w:r>
             <w:r>
-              <w:t xml:space="preserve">,</w:t>
-            </w:r>
-            <w:r>
-              <w:t xml:space="preserve"> </w:t>
+              <w:t xml:space="preserve">, </w:t>
             </w:r>
             <w:r>
               <w:rPr>
@@ -11073,10 +10704,7 @@
               <w:t xml:space="preserve">CRPIX2</w:t>
             </w:r>
             <w:r>
-              <w:t xml:space="preserve">,</w:t>
-            </w:r>
-            <w:r>
-              <w:t xml:space="preserve"> </w:t>
+              <w:t xml:space="preserve">, </w:t>
             </w:r>
             <w:r>
               <w:rPr>
@@ -11085,10 +10713,7 @@
               <w:t xml:space="preserve">CD1_1</w:t>
             </w:r>
             <w:r>
-              <w:t xml:space="preserve">,</w:t>
-            </w:r>
-            <w:r>
-              <w:t xml:space="preserve"> </w:t>
+              <w:t xml:space="preserve">, </w:t>
             </w:r>
             <w:r>
               <w:rPr>
@@ -11097,10 +10722,7 @@
               <w:t xml:space="preserve">CD1_2</w:t>
             </w:r>
             <w:r>
-              <w:t xml:space="preserve">,</w:t>
-            </w:r>
-            <w:r>
-              <w:t xml:space="preserve"> </w:t>
+              <w:t xml:space="preserve">, </w:t>
             </w:r>
             <w:r>
               <w:rPr>
@@ -11109,10 +10731,7 @@
               <w:t xml:space="preserve">CD2_1</w:t>
             </w:r>
             <w:r>
-              <w:t xml:space="preserve">,</w:t>
-            </w:r>
-            <w:r>
-              <w:t xml:space="preserve"> </w:t>
+              <w:t xml:space="preserve">, </w:t>
             </w:r>
             <w:r>
               <w:rPr>
@@ -11121,10 +10740,7 @@
               <w:t xml:space="preserve">CD2_2</w:t>
             </w:r>
             <w:r>
-              <w:t xml:space="preserve">,</w:t>
-            </w:r>
-            <w:r>
-              <w:t xml:space="preserve"> </w:t>
+              <w:t xml:space="preserve">, </w:t>
             </w:r>
             <w:r>
               <w:rPr>
@@ -11190,10 +10806,7 @@
         <w:t xml:space="preserve">AMPINFO</w:t>
       </w:r>
       <w:r>
-        <w:t xml:space="preserve">는 image extension header와 동일한 geometry/electronics 정보를 machine-readable table로 제공한다. Pipeline은 가능하면</w:t>
-      </w:r>
-      <w:r>
-        <w:t xml:space="preserve"> </w:t>
+        <w:t xml:space="preserve">는 image extension header와 동일한 geometry/electronics 정보를 machine-readable table로 제공한다. Pipeline은 가능하면 </w:t>
       </w:r>
       <w:r>
         <w:rPr>
@@ -12953,10 +12566,7 @@
               <w:t xml:space="preserve">RAWX0</w:t>
             </w:r>
             <w:r>
-              <w:t xml:space="preserve">,</w:t>
-            </w:r>
-            <w:r>
-              <w:t xml:space="preserve"> </w:t>
+              <w:t xml:space="preserve">, </w:t>
             </w:r>
             <w:r>
               <w:rPr>
@@ -12965,10 +12575,7 @@
               <w:t xml:space="preserve">RAWX1</w:t>
             </w:r>
             <w:r>
-              <w:t xml:space="preserve">,</w:t>
-            </w:r>
-            <w:r>
-              <w:t xml:space="preserve"> </w:t>
+              <w:t xml:space="preserve">, </w:t>
             </w:r>
             <w:r>
               <w:rPr>
@@ -12977,10 +12584,7 @@
               <w:t xml:space="preserve">RAWY0</w:t>
             </w:r>
             <w:r>
-              <w:t xml:space="preserve">,</w:t>
-            </w:r>
-            <w:r>
-              <w:t xml:space="preserve"> </w:t>
+              <w:t xml:space="preserve">, </w:t>
             </w:r>
             <w:r>
               <w:rPr>
@@ -13045,10 +12649,7 @@
               <w:t xml:space="preserve">AMPX0</w:t>
             </w:r>
             <w:r>
-              <w:t xml:space="preserve">,</w:t>
-            </w:r>
-            <w:r>
-              <w:t xml:space="preserve"> </w:t>
+              <w:t xml:space="preserve">, </w:t>
             </w:r>
             <w:r>
               <w:rPr>
@@ -13057,10 +12658,7 @@
               <w:t xml:space="preserve">AMPX1</w:t>
             </w:r>
             <w:r>
-              <w:t xml:space="preserve">,</w:t>
-            </w:r>
-            <w:r>
-              <w:t xml:space="preserve"> </w:t>
+              <w:t xml:space="preserve">, </w:t>
             </w:r>
             <w:r>
               <w:rPr>
@@ -13069,10 +12667,7 @@
               <w:t xml:space="preserve">AMPY0</w:t>
             </w:r>
             <w:r>
-              <w:t xml:space="preserve">,</w:t>
-            </w:r>
-            <w:r>
-              <w:t xml:space="preserve"> </w:t>
+              <w:t xml:space="preserve">, </w:t>
             </w:r>
             <w:r>
               <w:rPr>
@@ -13137,10 +12732,7 @@
               <w:t xml:space="preserve">DETX0</w:t>
             </w:r>
             <w:r>
-              <w:t xml:space="preserve">,</w:t>
-            </w:r>
-            <w:r>
-              <w:t xml:space="preserve"> </w:t>
+              <w:t xml:space="preserve">, </w:t>
             </w:r>
             <w:r>
               <w:rPr>
@@ -13149,10 +12741,7 @@
               <w:t xml:space="preserve">DETX1</w:t>
             </w:r>
             <w:r>
-              <w:t xml:space="preserve">,</w:t>
-            </w:r>
-            <w:r>
-              <w:t xml:space="preserve"> </w:t>
+              <w:t xml:space="preserve">, </w:t>
             </w:r>
             <w:r>
               <w:rPr>
@@ -13161,10 +12750,7 @@
               <w:t xml:space="preserve">DETY0</w:t>
             </w:r>
             <w:r>
-              <w:t xml:space="preserve">,</w:t>
-            </w:r>
-            <w:r>
-              <w:t xml:space="preserve"> </w:t>
+              <w:t xml:space="preserve">, </w:t>
             </w:r>
             <w:r>
               <w:rPr>
@@ -13288,10 +12874,7 @@
         <w:t xml:space="preserve">XTALKINFO</w:t>
       </w:r>
       <w:r>
-        <w:t xml:space="preserve"> </w:t>
-      </w:r>
-      <w:r>
-        <w:t xml:space="preserve">stores source-target crosstalk coefficients for 64 amplifiers.</w:t>
+        <w:t xml:space="preserve"> stores source-target crosstalk coefficients for 64 amplifiers.</w:t>
       </w:r>
     </w:p>
     <w:p>
@@ -13474,10 +13057,7 @@
               <w:t xml:space="preserve">UNMEASURED</w:t>
             </w:r>
             <w:r>
-              <w:t xml:space="preserve"> </w:t>
-            </w:r>
-            <w:r>
-              <w:t xml:space="preserve">before calibration</w:t>
+              <w:t xml:space="preserve"> before calibration</w:t>
             </w:r>
           </w:p>
         </w:tc>
@@ -13524,10 +13104,7 @@
               <w:t xml:space="preserve">False</w:t>
             </w:r>
             <w:r>
-              <w:t xml:space="preserve"> </w:t>
-            </w:r>
-            <w:r>
-              <w:t xml:space="preserve">before calibration</w:t>
+              <w:t xml:space="preserve"> before calibration</w:t>
             </w:r>
           </w:p>
         </w:tc>
@@ -13988,10 +13565,7 @@
               <w:t xml:space="preserve">PLACEHOLDER</w:t>
             </w:r>
             <w:r>
-              <w:t xml:space="preserve">,</w:t>
-            </w:r>
-            <w:r>
-              <w:t xml:space="preserve"> </w:t>
+              <w:t xml:space="preserve">, </w:t>
             </w:r>
             <w:r>
               <w:rPr>
@@ -14000,10 +13574,7 @@
               <w:t xml:space="preserve">VALID</w:t>
             </w:r>
             <w:r>
-              <w:t xml:space="preserve">,</w:t>
-            </w:r>
-            <w:r>
-              <w:t xml:space="preserve"> </w:t>
+              <w:t xml:space="preserve">, </w:t>
             </w:r>
             <w:r>
               <w:rPr>
@@ -14053,10 +13624,7 @@
         <w:pStyle w:val="Compact"/>
       </w:pPr>
       <w:r>
-        <w:t xml:space="preserve">실측 후</w:t>
-      </w:r>
-      <w:r>
-        <w:t xml:space="preserve"> </w:t>
+        <w:t xml:space="preserve">실측 후 </w:t>
       </w:r>
       <w:r>
         <w:rPr>
@@ -14065,10 +13633,7 @@
         <w:t xml:space="preserve">XTALK_COEF</w:t>
       </w:r>
       <w:r>
-        <w:t xml:space="preserve">,</w:t>
-      </w:r>
-      <w:r>
-        <w:t xml:space="preserve"> </w:t>
+        <w:t xml:space="preserve">, </w:t>
       </w:r>
       <w:r>
         <w:rPr>
@@ -14077,10 +13642,7 @@
         <w:t xml:space="preserve">XTALK_ERROR</w:t>
       </w:r>
       <w:r>
-        <w:t xml:space="preserve">,</w:t>
-      </w:r>
-      <w:r>
-        <w:t xml:space="preserve"> </w:t>
+        <w:t xml:space="preserve">, </w:t>
       </w:r>
       <w:r>
         <w:rPr>
@@ -14089,10 +13651,7 @@
         <w:t xml:space="preserve">XTALK_VERSION</w:t>
       </w:r>
       <w:r>
-        <w:t xml:space="preserve">,</w:t>
-      </w:r>
-      <w:r>
-        <w:t xml:space="preserve"> </w:t>
+        <w:t xml:space="preserve">, </w:t>
       </w:r>
       <w:r>
         <w:rPr>
@@ -14101,10 +13660,7 @@
         <w:t xml:space="preserve">MEASURE_DATE</w:t>
       </w:r>
       <w:r>
-        <w:t xml:space="preserve">,</w:t>
-      </w:r>
-      <w:r>
-        <w:t xml:space="preserve"> </w:t>
+        <w:t xml:space="preserve">, </w:t>
       </w:r>
       <w:r>
         <w:rPr>
@@ -14125,10 +13681,7 @@
         <w:pStyle w:val="Compact"/>
       </w:pPr>
       <w:r>
-        <w:t xml:space="preserve">source-target ordering은 global</w:t>
-      </w:r>
-      <w:r>
-        <w:t xml:space="preserve"> </w:t>
+        <w:t xml:space="preserve">source-target ordering은 global </w:t>
       </w:r>
       <w:r>
         <w:rPr>
@@ -14137,10 +13690,7 @@
         <w:t xml:space="preserve">AMPID</w:t>
       </w:r>
       <w:r>
-        <w:t xml:space="preserve"> </w:t>
-      </w:r>
-      <w:r>
-        <w:t xml:space="preserve">1-64를 기준으로 한다.</w:t>
+        <w:t xml:space="preserve"> 1-64를 기준으로 한다.</w:t>
       </w:r>
     </w:p>
     <w:bookmarkEnd w:id="38"/>
@@ -14303,10 +13853,7 @@
               <w:t xml:space="preserve">UNKNOWN</w:t>
             </w:r>
             <w:r>
-              <w:t xml:space="preserve"> </w:t>
-            </w:r>
-            <w:r>
-              <w:t xml:space="preserve">before commissioning</w:t>
+              <w:t xml:space="preserve"> before commissioning</w:t>
             </w:r>
           </w:p>
         </w:tc>
@@ -14353,10 +13900,7 @@
               <w:t xml:space="preserve">UNKNOWN</w:t>
             </w:r>
             <w:r>
-              <w:t xml:space="preserve"> </w:t>
-            </w:r>
-            <w:r>
-              <w:t xml:space="preserve">before commissioning</w:t>
+              <w:t xml:space="preserve"> before commissioning</w:t>
             </w:r>
           </w:p>
         </w:tc>
@@ -14403,10 +13947,7 @@
               <w:t xml:space="preserve">UNKNOWN</w:t>
             </w:r>
             <w:r>
-              <w:t xml:space="preserve"> </w:t>
-            </w:r>
-            <w:r>
-              <w:t xml:space="preserve">before telemetry integration</w:t>
+              <w:t xml:space="preserve"> before telemetry integration</w:t>
             </w:r>
           </w:p>
         </w:tc>
@@ -14701,10 +14242,7 @@
               <w:jc w:val="left"/>
             </w:pPr>
             <w:r>
-              <w:t xml:space="preserve">unit, usually</w:t>
-            </w:r>
-            <w:r>
-              <w:t xml:space="preserve"> </w:t>
+              <w:t xml:space="preserve">unit, usually </w:t>
             </w:r>
             <w:r>
               <w:rPr>
@@ -14816,10 +14354,7 @@
         <w:pStyle w:val="Compact"/>
       </w:pPr>
       <w:r>
-        <w:t xml:space="preserve">voltage setting 변경 시</w:t>
-      </w:r>
-      <w:r>
-        <w:t xml:space="preserve"> </w:t>
+        <w:t xml:space="preserve">voltage setting 변경 시 </w:t>
       </w:r>
       <w:r>
         <w:rPr>
@@ -14828,13 +14363,7 @@
         <w:t xml:space="preserve">BIASVER</w:t>
       </w:r>
       <w:r>
-        <w:t xml:space="preserve"> </w:t>
-      </w:r>
-      <w:r>
-        <w:t xml:space="preserve">또는</w:t>
-      </w:r>
-      <w:r>
-        <w:t xml:space="preserve"> </w:t>
+        <w:t xml:space="preserve"> 또는 </w:t>
       </w:r>
       <w:r>
         <w:rPr>
@@ -15050,10 +14579,7 @@
               <w:t xml:space="preserve">UNKNOWN</w:t>
             </w:r>
             <w:r>
-              <w:t xml:space="preserve"> </w:t>
-            </w:r>
-            <w:r>
-              <w:t xml:space="preserve">before telemetry integration</w:t>
+              <w:t xml:space="preserve"> before telemetry integration</w:t>
             </w:r>
           </w:p>
         </w:tc>
@@ -15525,10 +15051,7 @@
         <w:t xml:space="preserve">FWVERSION</w:t>
       </w:r>
       <w:r>
-        <w:t xml:space="preserve">,</w:t>
-      </w:r>
-      <w:r>
-        <w:t xml:space="preserve"> </w:t>
+        <w:t xml:space="preserve">, </w:t>
       </w:r>
       <w:r>
         <w:rPr>
@@ -15537,10 +15060,7 @@
         <w:t xml:space="preserve">BOARDTEMP</w:t>
       </w:r>
       <w:r>
-        <w:t xml:space="preserve">,</w:t>
-      </w:r>
-      <w:r>
-        <w:t xml:space="preserve"> </w:t>
+        <w:t xml:space="preserve">, </w:t>
       </w:r>
       <w:r>
         <w:rPr>
@@ -15549,10 +15069,7 @@
         <w:t xml:space="preserve">READTIME</w:t>
       </w:r>
       <w:r>
-        <w:t xml:space="preserve">,</w:t>
-      </w:r>
-      <w:r>
-        <w:t xml:space="preserve"> </w:t>
+        <w:t xml:space="preserve">, </w:t>
       </w:r>
       <w:r>
         <w:rPr>
@@ -15561,10 +15078,7 @@
         <w:t xml:space="preserve">STATUS</w:t>
       </w:r>
       <w:r>
-        <w:t xml:space="preserve">,</w:t>
-      </w:r>
-      <w:r>
-        <w:t xml:space="preserve"> </w:t>
+        <w:t xml:space="preserve">, </w:t>
       </w:r>
       <w:r>
         <w:rPr>
@@ -15675,10 +15189,7 @@
               <w:t xml:space="preserve">CTRL1ID</w:t>
             </w:r>
             <w:r>
-              <w:t xml:space="preserve">,</w:t>
-            </w:r>
-            <w:r>
-              <w:t xml:space="preserve"> </w:t>
+              <w:t xml:space="preserve">, </w:t>
             </w:r>
             <w:r>
               <w:rPr>
@@ -15687,10 +15198,7 @@
               <w:t xml:space="preserve">CTRL1SN</w:t>
             </w:r>
             <w:r>
-              <w:t xml:space="preserve">,</w:t>
-            </w:r>
-            <w:r>
-              <w:t xml:space="preserve"> </w:t>
+              <w:t xml:space="preserve">, </w:t>
             </w:r>
             <w:r>
               <w:rPr>
@@ -15699,10 +15207,7 @@
               <w:t xml:space="preserve">CTRL1FW</w:t>
             </w:r>
             <w:r>
-              <w:t xml:space="preserve">,</w:t>
-            </w:r>
-            <w:r>
-              <w:t xml:space="preserve"> </w:t>
+              <w:t xml:space="preserve">, </w:t>
             </w:r>
             <w:r>
               <w:rPr>
@@ -15711,10 +15216,7 @@
               <w:t xml:space="preserve">CTRL2ID</w:t>
             </w:r>
             <w:r>
-              <w:t xml:space="preserve">,</w:t>
-            </w:r>
-            <w:r>
-              <w:t xml:space="preserve"> </w:t>
+              <w:t xml:space="preserve">, </w:t>
             </w:r>
             <w:r>
               <w:rPr>
@@ -15723,10 +15225,7 @@
               <w:t xml:space="preserve">CTRL2SN</w:t>
             </w:r>
             <w:r>
-              <w:t xml:space="preserve">,</w:t>
-            </w:r>
-            <w:r>
-              <w:t xml:space="preserve"> </w:t>
+              <w:t xml:space="preserve">, </w:t>
             </w:r>
             <w:r>
               <w:rPr>
@@ -15735,10 +15234,7 @@
               <w:t xml:space="preserve">CTRL2FW</w:t>
             </w:r>
             <w:r>
-              <w:t xml:space="preserve">,</w:t>
-            </w:r>
-            <w:r>
-              <w:t xml:space="preserve"> </w:t>
+              <w:t xml:space="preserve">, </w:t>
             </w:r>
             <w:r>
               <w:rPr>
@@ -15788,10 +15284,7 @@
               <w:t xml:space="preserve">TIMCONF</w:t>
             </w:r>
             <w:r>
-              <w:t xml:space="preserve">,</w:t>
-            </w:r>
-            <w:r>
-              <w:t xml:space="preserve"> </w:t>
+              <w:t xml:space="preserve">, </w:t>
             </w:r>
             <w:r>
               <w:rPr>
@@ -15800,10 +15293,7 @@
               <w:t xml:space="preserve">TIMVER</w:t>
             </w:r>
             <w:r>
-              <w:t xml:space="preserve">,</w:t>
-            </w:r>
-            <w:r>
-              <w:t xml:space="preserve"> </w:t>
+              <w:t xml:space="preserve">, </w:t>
             </w:r>
             <w:r>
               <w:rPr>
@@ -15853,10 +15343,7 @@
               <w:t xml:space="preserve">VOLTINFO</w:t>
             </w:r>
             <w:r>
-              <w:t xml:space="preserve">,</w:t>
-            </w:r>
-            <w:r>
-              <w:t xml:space="preserve"> </w:t>
+              <w:t xml:space="preserve">, </w:t>
             </w:r>
             <w:r>
               <w:rPr>
@@ -15865,10 +15352,7 @@
               <w:t xml:space="preserve">BIASVER</w:t>
             </w:r>
             <w:r>
-              <w:t xml:space="preserve">,</w:t>
-            </w:r>
-            <w:r>
-              <w:t xml:space="preserve"> </w:t>
+              <w:t xml:space="preserve">, </w:t>
             </w:r>
             <w:r>
               <w:rPr>
@@ -15877,10 +15361,7 @@
               <w:t xml:space="preserve">CLKVER</w:t>
             </w:r>
             <w:r>
-              <w:t xml:space="preserve">,</w:t>
-            </w:r>
-            <w:r>
-              <w:t xml:space="preserve"> </w:t>
+              <w:t xml:space="preserve">, </w:t>
             </w:r>
             <w:r>
               <w:rPr>
@@ -15930,10 +15411,7 @@
               <w:t xml:space="preserve">GAIN</w:t>
             </w:r>
             <w:r>
-              <w:t xml:space="preserve">,</w:t>
-            </w:r>
-            <w:r>
-              <w:t xml:space="preserve"> </w:t>
+              <w:t xml:space="preserve">, </w:t>
             </w:r>
             <w:r>
               <w:rPr>
@@ -15942,10 +15420,7 @@
               <w:t xml:space="preserve">RDNOISE</w:t>
             </w:r>
             <w:r>
-              <w:t xml:space="preserve">,</w:t>
-            </w:r>
-            <w:r>
-              <w:t xml:space="preserve"> </w:t>
+              <w:t xml:space="preserve">, </w:t>
             </w:r>
             <w:r>
               <w:rPr>
@@ -15995,10 +15470,7 @@
               <w:t xml:space="preserve">SATURAT</w:t>
             </w:r>
             <w:r>
-              <w:t xml:space="preserve">,</w:t>
-            </w:r>
-            <w:r>
-              <w:t xml:space="preserve"> </w:t>
+              <w:t xml:space="preserve">, </w:t>
             </w:r>
             <w:r>
               <w:rPr>
@@ -16007,10 +15479,7 @@
               <w:t xml:space="preserve">SATLEVEL</w:t>
             </w:r>
             <w:r>
-              <w:t xml:space="preserve">,</w:t>
-            </w:r>
-            <w:r>
-              <w:t xml:space="preserve"> </w:t>
+              <w:t xml:space="preserve">, </w:t>
             </w:r>
             <w:r>
               <w:rPr>
@@ -16060,10 +15529,7 @@
               <w:t xml:space="preserve">XTALKINFO</w:t>
             </w:r>
             <w:r>
-              <w:t xml:space="preserve">,</w:t>
-            </w:r>
-            <w:r>
-              <w:t xml:space="preserve"> </w:t>
+              <w:t xml:space="preserve">, </w:t>
             </w:r>
             <w:r>
               <w:rPr>
@@ -16072,10 +15538,7 @@
               <w:t xml:space="preserve">XTALKVER</w:t>
             </w:r>
             <w:r>
-              <w:t xml:space="preserve">,</w:t>
-            </w:r>
-            <w:r>
-              <w:t xml:space="preserve"> </w:t>
+              <w:t xml:space="preserve">, </w:t>
             </w:r>
             <w:r>
               <w:rPr>
@@ -16204,10 +15667,7 @@
               <w:t xml:space="preserve">OBSERVAT</w:t>
             </w:r>
             <w:r>
-              <w:t xml:space="preserve">,</w:t>
-            </w:r>
-            <w:r>
-              <w:t xml:space="preserve"> </w:t>
+              <w:t xml:space="preserve">, </w:t>
             </w:r>
             <w:r>
               <w:rPr>
@@ -16216,10 +15676,7 @@
               <w:t xml:space="preserve">SITEID</w:t>
             </w:r>
             <w:r>
-              <w:t xml:space="preserve">,</w:t>
-            </w:r>
-            <w:r>
-              <w:t xml:space="preserve"> </w:t>
+              <w:t xml:space="preserve">, </w:t>
             </w:r>
             <w:r>
               <w:rPr>
@@ -16228,10 +15685,7 @@
               <w:t xml:space="preserve">LATITUDE</w:t>
             </w:r>
             <w:r>
-              <w:t xml:space="preserve">,</w:t>
-            </w:r>
-            <w:r>
-              <w:t xml:space="preserve"> </w:t>
+              <w:t xml:space="preserve">, </w:t>
             </w:r>
             <w:r>
               <w:rPr>
@@ -16240,10 +15694,7 @@
               <w:t xml:space="preserve">LONGITUD</w:t>
             </w:r>
             <w:r>
-              <w:t xml:space="preserve">,</w:t>
-            </w:r>
-            <w:r>
-              <w:t xml:space="preserve"> </w:t>
+              <w:t xml:space="preserve">, </w:t>
             </w:r>
             <w:r>
               <w:rPr>
@@ -16346,10 +15797,7 @@
               <w:jc w:val="left"/>
             </w:pPr>
             <w:r>
-              <w:t xml:space="preserve">Astropy</w:t>
-            </w:r>
-            <w:r>
-              <w:t xml:space="preserve"> </w:t>
+              <w:t xml:space="preserve">Astropy </w:t>
             </w:r>
             <w:r>
               <w:rPr>
@@ -16358,10 +15806,7 @@
               <w:t xml:space="preserve">verify('exception')</w:t>
             </w:r>
             <w:r>
-              <w:t xml:space="preserve"> </w:t>
-            </w:r>
-            <w:r>
-              <w:t xml:space="preserve">통과</w:t>
+              <w:t xml:space="preserve"> 통과</w:t>
             </w:r>
           </w:p>
         </w:tc>
@@ -16448,10 +15893,7 @@
               <w:t xml:space="preserve">AMPINFO</w:t>
             </w:r>
             <w:r>
-              <w:t xml:space="preserve">,</w:t>
-            </w:r>
-            <w:r>
-              <w:t xml:space="preserve"> </w:t>
+              <w:t xml:space="preserve">, </w:t>
             </w:r>
             <w:r>
               <w:rPr>
@@ -16460,10 +15902,7 @@
               <w:t xml:space="preserve">XTALKINFO</w:t>
             </w:r>
             <w:r>
-              <w:t xml:space="preserve">,</w:t>
-            </w:r>
-            <w:r>
-              <w:t xml:space="preserve"> </w:t>
+              <w:t xml:space="preserve">, </w:t>
             </w:r>
             <w:r>
               <w:rPr>
@@ -16472,10 +15911,7 @@
               <w:t xml:space="preserve">VOLTINFO</w:t>
             </w:r>
             <w:r>
-              <w:t xml:space="preserve">,</w:t>
-            </w:r>
-            <w:r>
-              <w:t xml:space="preserve"> </w:t>
+              <w:t xml:space="preserve">, </w:t>
             </w:r>
             <w:r>
               <w:rPr>
@@ -16507,10 +15943,7 @@
               <w:jc w:val="left"/>
             </w:pPr>
             <w:r>
-              <w:t xml:space="preserve">every amp HDU</w:t>
-            </w:r>
-            <w:r>
-              <w:t xml:space="preserve"> </w:t>
+              <w:t xml:space="preserve">every amp HDU </w:t>
             </w:r>
             <w:r>
               <w:rPr>
@@ -16536,10 +15969,7 @@
               <w:t xml:space="preserve">AMPINFO</w:t>
             </w:r>
             <w:r>
-              <w:t xml:space="preserve"> </w:t>
-            </w:r>
-            <w:r>
-              <w:t xml:space="preserve">rows</w:t>
+              <w:t xml:space="preserve"> rows</w:t>
             </w:r>
           </w:p>
         </w:tc>
@@ -16571,10 +16001,7 @@
               <w:t xml:space="preserve">XTALKINFO</w:t>
             </w:r>
             <w:r>
-              <w:t xml:space="preserve"> </w:t>
-            </w:r>
-            <w:r>
-              <w:t xml:space="preserve">rows</w:t>
+              <w:t xml:space="preserve"> rows</w:t>
             </w:r>
           </w:p>
         </w:tc>
@@ -16606,10 +16033,7 @@
               <w:t xml:space="preserve">VOLTINFO</w:t>
             </w:r>
             <w:r>
-              <w:t xml:space="preserve"> </w:t>
-            </w:r>
-            <w:r>
-              <w:t xml:space="preserve">rows</w:t>
+              <w:t xml:space="preserve"> rows</w:t>
             </w:r>
           </w:p>
         </w:tc>
@@ -16641,10 +16065,7 @@
               <w:t xml:space="preserve">TELEMETRY</w:t>
             </w:r>
             <w:r>
-              <w:t xml:space="preserve"> </w:t>
-            </w:r>
-            <w:r>
-              <w:t xml:space="preserve">rows</w:t>
+              <w:t xml:space="preserve"> rows</w:t>
             </w:r>
           </w:p>
         </w:tc>
@@ -16822,10 +16243,7 @@
               <w:t xml:space="preserve">gzip -t</w:t>
             </w:r>
             <w:r>
-              <w:t xml:space="preserve"> </w:t>
-            </w:r>
-            <w:r>
-              <w:t xml:space="preserve">통과</w:t>
+              <w:t xml:space="preserve"> 통과</w:t>
             </w:r>
           </w:p>
         </w:tc>
@@ -16928,10 +16346,7 @@
         <w:pStyle w:val="Compact"/>
       </w:pPr>
       <w:r>
-        <w:t xml:space="preserve">각 amp의</w:t>
-      </w:r>
-      <w:r>
-        <w:t xml:space="preserve"> </w:t>
+        <w:t xml:space="preserve">각 amp의 </w:t>
       </w:r>
       <w:r>
         <w:rPr>
@@ -16940,10 +16355,7 @@
         <w:t xml:space="preserve">BIASSEC</w:t>
       </w:r>
       <w:r>
-        <w:t xml:space="preserve"> </w:t>
-      </w:r>
-      <w:r>
-        <w:t xml:space="preserve">기반 local overscan correction</w:t>
+        <w:t xml:space="preserve"> 기반 local overscan correction</w:t>
       </w:r>
     </w:p>
     <w:p>
@@ -17029,10 +16441,7 @@
         <w:pStyle w:val="FirstParagraph"/>
       </w:pPr>
       <w:r>
-        <w:t xml:space="preserve">따라서 L1</w:t>
-      </w:r>
-      <w:r>
-        <w:t xml:space="preserve"> </w:t>
+        <w:t xml:space="preserve">따라서 L1 </w:t>
       </w:r>
       <w:r>
         <w:rPr>
@@ -17041,10 +16450,7 @@
         <w:t xml:space="preserve">SCI_M</w:t>
       </w:r>
       <w:r>
-        <w:t xml:space="preserve">,</w:t>
-      </w:r>
-      <w:r>
-        <w:t xml:space="preserve"> </w:t>
+        <w:t xml:space="preserve">, </w:t>
       </w:r>
       <w:r>
         <w:rPr>
@@ -17053,10 +16459,7 @@
         <w:t xml:space="preserve">SCI_K</w:t>
       </w:r>
       <w:r>
-        <w:t xml:space="preserve">,</w:t>
-      </w:r>
-      <w:r>
-        <w:t xml:space="preserve"> </w:t>
+        <w:t xml:space="preserve">, </w:t>
       </w:r>
       <w:r>
         <w:rPr>
@@ -17065,10 +16468,7 @@
         <w:t xml:space="preserve">SCI_N</w:t>
       </w:r>
       <w:r>
-        <w:t xml:space="preserve">,</w:t>
-      </w:r>
-      <w:r>
-        <w:t xml:space="preserve"> </w:t>
+        <w:t xml:space="preserve">, </w:t>
       </w:r>
       <w:r>
         <w:rPr>
@@ -17077,10 +16477,7 @@
         <w:t xml:space="preserve">SCI_T</w:t>
       </w:r>
       <w:r>
-        <w:t xml:space="preserve"> </w:t>
-      </w:r>
-      <w:r>
-        <w:t xml:space="preserve">product에는 L0 provenance와 calibration history를 반드시 남겨야 한다.</w:t>
+        <w:t xml:space="preserve"> product에는 L0 provenance와 calibration history를 반드시 남겨야 한다.</w:t>
       </w:r>
     </w:p>
     <w:bookmarkEnd w:id="43"/>
